--- a/tests/fixtures/synthetic/files/grant_application__budget_inflated.docx
+++ b/tests/fixtures/synthetic/files/grant_application__budget_inflated.docx
@@ -7,7 +7,7 @@
         <w:pStyle w:val="Title"/>
       </w:pPr>
       <w:r>
-        <w:t>Room-temperature quantum sensing for magnetic imaging: A Multidisciplinary Research Program</w:t>
+        <w:t>Toward community-based interventions to reduce childhood asthma disparities</w:t>
       </w:r>
     </w:p>
     <w:p>
@@ -20,17 +20,17 @@
     </w:p>
     <w:p>
       <w:r>
-        <w:t>Aim 1: Advance room-temperature quantum sensing for magnetic imaging via a spectroscopy-focused strategy.</w:t>
+        <w:t>Aim 1: Advance community-based interventions to reduce childhood asthma disparities via a intervention-focused strategy.</w:t>
       </w:r>
     </w:p>
     <w:p>
       <w:r>
-        <w:t>Aim 2: Advance room-temperature quantum sensing for magnetic imaging via a spectroscopy-focused strategy.</w:t>
+        <w:t>Aim 2: Advance community-based interventions to reduce childhood asthma disparities via a intervention-focused strategy.</w:t>
       </w:r>
     </w:p>
     <w:p>
       <w:r>
-        <w:t>Aim 3: Advance room-temperature quantum sensing for magnetic imaging via a spectroscopy-focused strategy.</w:t>
+        <w:t>Aim 3: Advance community-based interventions to reduce childhood asthma disparities via a intervention-focused strategy.</w:t>
       </w:r>
     </w:p>
     <w:p>
@@ -43,7 +43,7 @@
     </w:p>
     <w:p>
       <w:r>
-        <w:t>Rigorous, pre-registered analyses will guard against bias and support reproducibility. Our preliminary data suggest a tractable path toward measurable improvement. We will assemble a multidisciplinary team with complementary expertise. This proposal addresses room-temperature quantum sensing for magnetic imaging, a problem with substantial significance.</w:t>
+        <w:t>This proposal addresses community-based interventions to reduce childhood asthma disparities, a problem with substantial significance. We will assemble a multidisciplinary team with complementary expertise. The approach integrates established intervention methods with a novel analytical pipeline. Prior work has established a partial understanding, yet key gaps remain.</w:t>
       </w:r>
     </w:p>
     <w:p>
@@ -56,7 +56,7 @@
     </w:p>
     <w:p>
       <w:r>
-        <w:t>Prior work has established a partial understanding, yet key gaps remain. This proposal addresses room-temperature quantum sensing for magnetic imaging, a problem with substantial significance. Rigorous, pre-registered analyses will guard against bias and support reproducibility. Our preliminary data suggest a tractable path toward measurable improvement.</w:t>
+        <w:t>Our preliminary data suggest a tractable path toward measurable improvement. Prior work has established a partial understanding, yet key gaps remain. Findings will be disseminated through peer-reviewed publication and open data release. This proposal addresses community-based interventions to reduce childhood asthma disparities, a problem with substantial significance.</w:t>
       </w:r>
     </w:p>
     <w:p>
@@ -69,7 +69,7 @@
     </w:p>
     <w:p>
       <w:r>
-        <w:t>We will assemble a multidisciplinary team with complementary expertise.</w:t>
+        <w:t>The approach integrates established intervention methods with a novel analytical pipeline.</w:t>
       </w:r>
     </w:p>
     <w:p>
@@ -82,7 +82,7 @@
     </w:p>
     <w:p>
       <w:r>
-        <w:t>The PI's first independent award; strong mentorship is in place. The R1 host institution offers extensive core facilities and shared instrumentation, backed by a deep institutional record of federally funded work.</w:t>
+        <w:t>Two co-equal PIs contribute complementary methods under joint leadership. The R1 host institution offers extensive core facilities and shared instrumentation, backed by a deep institutional record of federally funded work.</w:t>
       </w:r>
     </w:p>
     <w:p>
@@ -95,7 +95,7 @@
     </w:p>
     <w:p>
       <w:r>
-        <w:t>Total requested support is $4,206,600 over 3 years at a R1 institution, covering personnel, materials, and dissemination.</w:t>
+        <w:t>Total requested support is $8,534,320 over 5 years at a R1 institution, covering personnel, materials, and dissemination.</w:t>
       </w:r>
     </w:p>
     <w:p>
@@ -111,7 +111,7 @@
         <w:pStyle w:val="ListNumber"/>
       </w:pPr>
       <w:r>
-        <w:t>[1] https://doi.org/10.1016/j.cell.2016.07.054</w:t>
+        <w:t>[1] https://doi.org/10.1038/s41586-020-2649-2</w:t>
       </w:r>
     </w:p>
     <w:p>
@@ -119,7 +119,7 @@
         <w:pStyle w:val="ListNumber"/>
       </w:pPr>
       <w:r>
-        <w:t>[2] https://doi.org/10.1371/journal.pone.0173664</w:t>
+        <w:t>[2] https://doi.org/10.1038/s41586-020-2649-2</w:t>
       </w:r>
     </w:p>
     <w:p>
@@ -127,7 +127,7 @@
         <w:pStyle w:val="ListNumber"/>
       </w:pPr>
       <w:r>
-        <w:t>[3] https://doi.org/10.1145/3292500.3330701</w:t>
+        <w:t>[3] https://doi.org/10.1001/jama.2016.9797</w:t>
       </w:r>
     </w:p>
     <w:p>
@@ -135,7 +135,7 @@
         <w:pStyle w:val="ListNumber"/>
       </w:pPr>
       <w:r>
-        <w:t>[4] https://doi.org/10.1101/gr.229102</w:t>
+        <w:t>[4] https://doi.org/10.1016/j.cell.2016.07.054</w:t>
       </w:r>
     </w:p>
     <w:p>
@@ -143,31 +143,7 @@
         <w:pStyle w:val="ListNumber"/>
       </w:pPr>
       <w:r>
-        <w:t>[5] https://doi.org/10.1056/NEJMoa2034577</w:t>
-      </w:r>
-    </w:p>
-    <w:p>
-      <w:pPr>
-        <w:pStyle w:val="ListNumber"/>
-      </w:pPr>
-      <w:r>
-        <w:t>[6] https://doi.org/10.1101/gr.229102</w:t>
-      </w:r>
-    </w:p>
-    <w:p>
-      <w:pPr>
-        <w:pStyle w:val="ListNumber"/>
-      </w:pPr>
-      <w:r>
-        <w:t>[7] https://doi.org/10.1016/j.cell.2016.07.054</w:t>
-      </w:r>
-    </w:p>
-    <w:p>
-      <w:pPr>
-        <w:pStyle w:val="ListNumber"/>
-      </w:pPr>
-      <w:r>
-        <w:t>[8] https://doi.org/10.1145/3292500.3330701</w:t>
+        <w:t>[5] https://doi.org/10.1002/anie.201907688</w:t>
       </w:r>
     </w:p>
     <w:sectPr>

--- a/tests/fixtures/synthetic/files/grant_application__budget_inflated.docx
+++ b/tests/fixtures/synthetic/files/grant_application__budget_inflated.docx
@@ -7,7 +7,7 @@
         <w:pStyle w:val="Title"/>
       </w:pPr>
       <w:r>
-        <w:t>Toward community-based interventions to reduce childhood asthma disparities</w:t>
+        <w:t>Advancing machine learning for protein structure prediction in drug discovery</w:t>
       </w:r>
     </w:p>
     <w:p>
@@ -20,17 +20,17 @@
     </w:p>
     <w:p>
       <w:r>
-        <w:t>Aim 1: Advance community-based interventions to reduce childhood asthma disparities via a intervention-focused strategy.</w:t>
+        <w:t>Aim 1: Advance machine learning for protein structure prediction in drug discovery via a materials-focused strategy.</w:t>
       </w:r>
     </w:p>
     <w:p>
       <w:r>
-        <w:t>Aim 2: Advance community-based interventions to reduce childhood asthma disparities via a intervention-focused strategy.</w:t>
+        <w:t>Aim 2: Advance machine learning for protein structure prediction in drug discovery via a materials-focused strategy.</w:t>
       </w:r>
     </w:p>
     <w:p>
       <w:r>
-        <w:t>Aim 3: Advance community-based interventions to reduce childhood asthma disparities via a intervention-focused strategy.</w:t>
+        <w:t>Aim 3: Advance machine learning for protein structure prediction in drug discovery via a materials-focused strategy.</w:t>
       </w:r>
     </w:p>
     <w:p>
@@ -43,7 +43,7 @@
     </w:p>
     <w:p>
       <w:r>
-        <w:t>This proposal addresses community-based interventions to reduce childhood asthma disparities, a problem with substantial significance. We will assemble a multidisciplinary team with complementary expertise. The approach integrates established intervention methods with a novel analytical pipeline. Prior work has established a partial understanding, yet key gaps remain.</w:t>
+        <w:t>This proposal addresses machine learning for protein structure prediction in drug discovery, a problem with substantial significance. Our preliminary data suggest a tractable path toward measurable improvement. We will assemble a multidisciplinary team with complementary expertise. The approach integrates established materials methods with a novel analytical pipeline.</w:t>
       </w:r>
     </w:p>
     <w:p>
@@ -56,7 +56,7 @@
     </w:p>
     <w:p>
       <w:r>
-        <w:t>Our preliminary data suggest a tractable path toward measurable improvement. Prior work has established a partial understanding, yet key gaps remain. Findings will be disseminated through peer-reviewed publication and open data release. This proposal addresses community-based interventions to reduce childhood asthma disparities, a problem with substantial significance.</w:t>
+        <w:t>The approach integrates established materials methods with a novel analytical pipeline. Prior work has established a partial understanding, yet key gaps remain. Rigorous, pre-registered analyses will guard against bias and support reproducibility. Our preliminary data suggest a tractable path toward measurable improvement.</w:t>
       </w:r>
     </w:p>
     <w:p>
@@ -69,7 +69,7 @@
     </w:p>
     <w:p>
       <w:r>
-        <w:t>The approach integrates established intervention methods with a novel analytical pipeline.</w:t>
+        <w:t>Rigorous, pre-registered analyses will guard against bias and support reproducibility.</w:t>
       </w:r>
     </w:p>
     <w:p>
@@ -82,7 +82,7 @@
     </w:p>
     <w:p>
       <w:r>
-        <w:t>Two co-equal PIs contribute complementary methods under joint leadership. The R1 host institution offers extensive core facilities and shared instrumentation, backed by a deep institutional record of federally funded work.</w:t>
+        <w:t>The applicant is a community nonprofit partnering with an academic core. The R1 host institution offers extensive core facilities and shared instrumentation, backed by a deep institutional record of federally funded work.</w:t>
       </w:r>
     </w:p>
     <w:p>
@@ -95,7 +95,7 @@
     </w:p>
     <w:p>
       <w:r>
-        <w:t>Total requested support is $8,534,320 over 5 years at a R1 institution, covering personnel, materials, and dissemination.</w:t>
+        <w:t>Budget: personnel $1,647,060; equipment $292,480; travel $69,708; indirect costs $317,744. Total requested support is $2,326,992 over 3 years at a R1 institution.</w:t>
       </w:r>
     </w:p>
     <w:p>
@@ -111,7 +111,7 @@
         <w:pStyle w:val="ListNumber"/>
       </w:pPr>
       <w:r>
-        <w:t>[1] https://doi.org/10.1038/s41586-020-2649-2</w:t>
+        <w:t>[1] https://doi.org/10.1145/3292500.3330701</w:t>
       </w:r>
     </w:p>
     <w:p>
@@ -119,7 +119,7 @@
         <w:pStyle w:val="ListNumber"/>
       </w:pPr>
       <w:r>
-        <w:t>[2] https://doi.org/10.1038/s41586-020-2649-2</w:t>
+        <w:t>[2] https://doi.org/10.1126/science.1259855</w:t>
       </w:r>
     </w:p>
     <w:p>
@@ -127,7 +127,7 @@
         <w:pStyle w:val="ListNumber"/>
       </w:pPr>
       <w:r>
-        <w:t>[3] https://doi.org/10.1001/jama.2016.9797</w:t>
+        <w:t>[3] https://doi.org/10.1145/3292500.3330701</w:t>
       </w:r>
     </w:p>
     <w:p>
@@ -135,7 +135,7 @@
         <w:pStyle w:val="ListNumber"/>
       </w:pPr>
       <w:r>
-        <w:t>[4] https://doi.org/10.1016/j.cell.2016.07.054</w:t>
+        <w:t>[4] https://doi.org/10.1021/jacs.9b02765</w:t>
       </w:r>
     </w:p>
     <w:p>
@@ -143,7 +143,31 @@
         <w:pStyle w:val="ListNumber"/>
       </w:pPr>
       <w:r>
-        <w:t>[5] https://doi.org/10.1002/anie.201907688</w:t>
+        <w:t>[5] https://doi.org/10.1289/ehp.1104477</w:t>
+      </w:r>
+    </w:p>
+    <w:p>
+      <w:pPr>
+        <w:pStyle w:val="ListNumber"/>
+      </w:pPr>
+      <w:r>
+        <w:t>[6] https://doi.org/10.1289/ehp.1104477</w:t>
+      </w:r>
+    </w:p>
+    <w:p>
+      <w:pPr>
+        <w:pStyle w:val="ListNumber"/>
+      </w:pPr>
+      <w:r>
+        <w:t>[7] https://doi.org/10.1038/nature14539</w:t>
+      </w:r>
+    </w:p>
+    <w:p>
+      <w:pPr>
+        <w:pStyle w:val="ListNumber"/>
+      </w:pPr>
+      <w:r>
+        <w:t>[8] https://doi.org/10.1289/ehp.1104477</w:t>
       </w:r>
     </w:p>
     <w:sectPr>

--- a/tests/fixtures/synthetic/files/grant_application__budget_inflated.docx
+++ b/tests/fixtures/synthetic/files/grant_application__budget_inflated.docx
@@ -20,17 +20,17 @@
     </w:p>
     <w:p>
       <w:r>
-        <w:t>Aim 1: Advance machine learning for protein structure prediction in drug discovery via a materials-focused strategy.</w:t>
+        <w:t>Aim 1: Advance machine learning for protein structure prediction in drug discovery via a materials-focused strategy [1].</w:t>
       </w:r>
     </w:p>
     <w:p>
       <w:r>
-        <w:t>Aim 2: Advance machine learning for protein structure prediction in drug discovery via a materials-focused strategy.</w:t>
+        <w:t>Aim 2: Advance machine learning for protein structure prediction in drug discovery via a materials-focused strategy [2].</w:t>
       </w:r>
     </w:p>
     <w:p>
       <w:r>
-        <w:t>Aim 3: Advance machine learning for protein structure prediction in drug discovery via a materials-focused strategy.</w:t>
+        <w:t>Aim 3: Advance machine learning for protein structure prediction in drug discovery via a materials-focused strategy [3].</w:t>
       </w:r>
     </w:p>
     <w:p>
@@ -43,7 +43,7 @@
     </w:p>
     <w:p>
       <w:r>
-        <w:t>This proposal addresses machine learning for protein structure prediction in drug discovery, a problem with substantial significance. Our preliminary data suggest a tractable path toward measurable improvement. We will assemble a multidisciplinary team with complementary expertise. The approach integrates established materials methods with a novel analytical pipeline.</w:t>
+        <w:t>This proposal addresses machine learning for protein structure prediction in drug discovery, a problem with substantial significance [4]. Our preliminary data suggest a tractable path toward measurable improvement [5]. We will assemble a multidisciplinary team with complementary expertise [6]. The approach integrates established materials methods with a novel analytical pipeline [7].</w:t>
       </w:r>
     </w:p>
     <w:p>
@@ -56,7 +56,7 @@
     </w:p>
     <w:p>
       <w:r>
-        <w:t>The approach integrates established materials methods with a novel analytical pipeline. Prior work has established a partial understanding, yet key gaps remain. Rigorous, pre-registered analyses will guard against bias and support reproducibility. Our preliminary data suggest a tractable path toward measurable improvement.</w:t>
+        <w:t>The approach integrates established materials methods with a novel analytical pipeline [8]. Prior work has established a partial understanding, yet key gaps remain. Rigorous, pre-registered analyses will guard against bias and support reproducibility. Our preliminary data suggest a tractable path toward measurable improvement.</w:t>
       </w:r>
     </w:p>
     <w:p>
@@ -96,6 +96,11 @@
     <w:p>
       <w:r>
         <w:t>Budget: personnel $1,647,060; equipment $292,480; travel $69,708; indirect costs $317,744. Total requested support is $2,326,992 over 3 years at a R1 institution.</w:t>
+      </w:r>
+    </w:p>
+    <w:p>
+      <w:r>
+        <w:t>As one source notes, “This proposal addresses the target problem, a problem with substantial significance.” [1]</w:t>
       </w:r>
     </w:p>
     <w:p>
